--- a/提交材料/07_仿真工况与交互案例.docx
+++ b/提交材料/07_仿真工况与交互案例.docx
@@ -193,7 +193,7 @@
         <w:keepNext/>
       </w:pPr>
       <w:r>
-        <w:t xml:space="preserve">数字员工形象</w:t>
+        <w:t xml:space="preserve">一、数字员工形象</w:t>
       </w:r>
     </w:p>
     <w:p>
@@ -253,15 +253,11 @@
       </w:r>
     </w:p>
     <w:p>
-      <w:r>
-        <w:rPr>
-          <w:b/>
-          <w:color w:val="1F4D78"/>
-        </w:rPr>
-        <w:t xml:space="preserve">边界：</w:t>
-      </w:r>
-      <w:r>
-        <w:t xml:space="preserve">不直接替代质量负责人做最终放行；不绕过既有质量流程；所有P1事件必须保留责任人确认、复检记录和关闭依据。</w:t>
+      <w:pPr>
+        <w:pStyle w:val="BodyText"/>
+      </w:pPr>
+      <w:r>
+        <w:t xml:space="preserve">边界：不直接替代质量负责人做最终放行；不绕过既有质量流程；不修改PLC、DCS或设备控制参数；所有P1事件必须保留责任人确认、复检记录和关闭依据。</w:t>
       </w:r>
     </w:p>
     <w:p>
@@ -275,33 +271,33 @@
         <w:keepNext/>
       </w:pPr>
       <w:r>
-        <w:t xml:space="preserve">交互案例设计</w:t>
-      </w:r>
-    </w:p>
-    <w:p>
-      <w:r>
-        <w:t xml:space="preserve"/>
-      </w:r>
-    </w:p>
-    <w:p>
-      <w:pPr>
-        <w:pStyle w:val="BodyText"/>
-      </w:pPr>
-      <w:r>
-        <w:t xml:space="preserve">工作台提供四个仿真工况：总装底盘合装拧紧、焊装侧围点焊、涂装中涂烘干、一体化压铸冷却。使用者进入页面后，可点击“注入异常”切换事件，观察数字员工自动形成风险等级、根因假设、影响范围和处置任务。</w:t>
-      </w:r>
-    </w:p>
-    <w:p>
-      <w:r>
-        <w:t xml:space="preserve"/>
-      </w:r>
-    </w:p>
-    <w:p>
-      <w:pPr>
-        <w:pStyle w:val="BodyText"/>
-      </w:pPr>
-      <w:r>
-        <w:t xml:space="preserve">数字员工窗口提供五个追问入口：为什么升级P1、影响哪些VIN、证据链是什么、如何派发飞书任务、关闭后如何复盘。每个回答均由当前工况数据驱动，保持与右侧证据链和多维表格记录一致。</w:t>
+        <w:t xml:space="preserve">二、交互工作台</w:t>
+      </w:r>
+    </w:p>
+    <w:p>
+      <w:r>
+        <w:t xml:space="preserve"/>
+      </w:r>
+    </w:p>
+    <w:p>
+      <w:pPr>
+        <w:pStyle w:val="BodyText"/>
+      </w:pPr>
+      <w:r>
+        <w:t xml:space="preserve">工作台包含四个仿真工况：总装底盘合装拧紧、焊装侧围点焊、涂装中涂烘干、一体化压铸冷却。使用者进入页面后，可点击“注入异常”切换事件，观察数字员工自动形成风险等级、根因假设、影响范围、证据链和处置任务。</w:t>
+      </w:r>
+    </w:p>
+    <w:p>
+      <w:r>
+        <w:t xml:space="preserve"/>
+      </w:r>
+    </w:p>
+    <w:p>
+      <w:pPr>
+        <w:pStyle w:val="BodyText"/>
+      </w:pPr>
+      <w:r>
+        <w:t xml:space="preserve">数字员工窗口提供五个追问入口：为什么升级P1、影响哪些VIN、证据链是什么、如何派发飞书任务、关闭后如何复盘。每个回答均由当前工况数据驱动，并与右侧GraphRAG证据链、飞书任务看板和多维表格记录保持一致。</w:t>
       </w:r>
     </w:p>
     <w:p>
@@ -315,92 +311,113 @@
         <w:keepNext/>
       </w:pPr>
       <w:r>
-        <w:t xml:space="preserve">关键案例：总装拧紧</w:t>
-      </w:r>
-    </w:p>
-    <w:p>
-      <w:r>
-        <w:t xml:space="preserve"/>
-      </w:r>
-    </w:p>
-    <w:p>
-      <w:r>
-        <w:rPr>
-          <w:b/>
-          <w:color w:val="1F4D78"/>
-        </w:rPr>
-        <w:t xml:space="preserve">异常：</w:t>
-      </w:r>
-      <w:r>
-        <w:t xml:space="preserve">TQ-17智能拧紧枪在GA-12工位出现M12关键螺栓扭矩偏低，连续3辆车同点位越界。</w:t>
-      </w:r>
-    </w:p>
-    <w:p>
-      <w:r>
-        <w:t xml:space="preserve"/>
-      </w:r>
-    </w:p>
-    <w:p>
-      <w:r>
-        <w:rPr>
-          <w:b/>
-          <w:color w:val="1F4D78"/>
-        </w:rPr>
-        <w:t xml:space="preserve">判断：</w:t>
-      </w:r>
-      <w:r>
-        <w:t xml:space="preserve">关键安全连接件、连续复现、角度补偿波动和历史案例C-009共同触发P1处置。</w:t>
-      </w:r>
-    </w:p>
-    <w:p>
-      <w:r>
-        <w:t xml:space="preserve"/>
-      </w:r>
-    </w:p>
-    <w:p>
-      <w:r>
-        <w:rPr>
-          <w:b/>
-          <w:color w:val="1F4D78"/>
-        </w:rPr>
-        <w:t xml:space="preserve">行动：</w:t>
-      </w:r>
-      <w:r>
-        <w:t xml:space="preserve">系统生成车辆隔离、扭矩复检、设备校准、套筒检查、备用设备首件确认和FMEA回写任务。</w:t>
-      </w:r>
-    </w:p>
-    <w:p>
-      <w:r>
-        <w:t xml:space="preserve"/>
-      </w:r>
-    </w:p>
-    <w:p>
-      <w:r>
-        <w:rPr>
-          <w:b/>
-          <w:color w:val="1F4D78"/>
-        </w:rPr>
-        <w:t xml:space="preserve">协同：</w:t>
-      </w:r>
-      <w:r>
-        <w:t xml:space="preserve">飞书多维表格承载事件字段，自定义机器人推送卡片，Aily支持责任人查询和更新进展。</w:t>
-      </w:r>
-    </w:p>
-    <w:p>
-      <w:r>
-        <w:t xml:space="preserve"/>
-      </w:r>
-    </w:p>
-    <w:p>
-      <w:r>
-        <w:rPr>
-          <w:b/>
-          <w:color w:val="1F4D78"/>
-        </w:rPr>
-        <w:t xml:space="preserve">复盘：</w:t>
-      </w:r>
-      <w:r>
-        <w:t xml:space="preserve">关闭后沉淀“套筒磨损/校准漂移-扭矩偏低-预紧力风险-复检措施”的图谱关系。</w:t>
+        <w:t xml:space="preserve">三、四类工况题设</w:t>
+      </w:r>
+    </w:p>
+    <w:p>
+      <w:r>
+        <w:t xml:space="preserve"/>
+      </w:r>
+    </w:p>
+    <w:p>
+      <w:pPr>
+        <w:pStyle w:val="BodyText"/>
+      </w:pPr>
+      <w:r>
+        <w:t xml:space="preserve">总装拧紧：TQ-17智能拧紧枪在GA-12工位出现M12关键螺栓扭矩偏低，连续3辆车同点位越界。系统判断为关键安全连接件P1风险，生成车辆隔离、扭矩复检、设备校准和套筒检查任务。</w:t>
+      </w:r>
+    </w:p>
+    <w:p>
+      <w:r>
+        <w:t xml:space="preserve"/>
+      </w:r>
+    </w:p>
+    <w:p>
+      <w:pPr>
+        <w:pStyle w:val="BodyText"/>
+      </w:pPr>
+      <w:r>
+        <w:t xml:space="preserve">焊装点焊：RB-42焊接机器人出现焊点电流低位漂移，电极帽寿命接近阈值。系统判断存在热输入不足和焊点强度风险，生成焊核抽检、电极帽更换、二次回路检查和参数复核任务。</w:t>
+      </w:r>
+    </w:p>
+    <w:p>
+      <w:r>
+        <w:t xml:space="preserve"/>
+      </w:r>
+    </w:p>
+    <w:p>
+      <w:pPr>
+        <w:pStyle w:val="BodyText"/>
+      </w:pPr>
+      <w:r>
+        <w:t xml:space="preserve">涂装烘干：OV-03烘房三区温度低于工艺下限，风门开度反馈滞后。系统判断为P2观察与复检事件，生成影响车辆隔离、膜厚与附着力复测、风门和温控回路检查任务。</w:t>
+      </w:r>
+    </w:p>
+    <w:p>
+      <w:r>
+        <w:t xml:space="preserve"/>
+      </w:r>
+    </w:p>
+    <w:p>
+      <w:pPr>
+        <w:pStyle w:val="BodyText"/>
+      </w:pPr>
+      <w:r>
+        <w:t xml:space="preserve">压铸冷却：DC-9000T压铸单元模温差扩大并伴随冷却水流量波动。系统判断为结构件缩孔和尺寸稳定性P1风险，生成同模次零件冻结、X光检测、尺寸复核和水路检查任务。</w:t>
+      </w:r>
+    </w:p>
+    <w:p>
+      <w:r>
+        <w:t xml:space="preserve"/>
+      </w:r>
+    </w:p>
+    <w:p>
+      <w:pPr>
+        <w:pStyle w:val="Heading1"/>
+        <w:keepNext/>
+      </w:pPr>
+      <w:r>
+        <w:t xml:space="preserve">四、飞书闭环</w:t>
+      </w:r>
+    </w:p>
+    <w:p>
+      <w:r>
+        <w:t xml:space="preserve"/>
+      </w:r>
+    </w:p>
+    <w:p>
+      <w:pPr>
+        <w:pStyle w:val="BodyText"/>
+      </w:pPr>
+      <w:r>
+        <w:t xml:space="preserve">每个工况都会生成多维表格记录，字段包括事件ID、风险等级、设备、工位、异常参数、影响范围、根因假设、处置决策、证据链、任务状态和Aily入口。P1事件通过机器人卡片推送到质量、设备、工艺和班组群，P2事件进入当班观察队列。责任人更新任务后，状态同步回多维表格；关闭后，复检和维修结论进入知识图谱。</w:t>
+      </w:r>
+    </w:p>
+    <w:p>
+      <w:r>
+        <w:t xml:space="preserve"/>
+      </w:r>
+    </w:p>
+    <w:p>
+      <w:pPr>
+        <w:pStyle w:val="Heading1"/>
+        <w:keepNext/>
+      </w:pPr>
+      <w:r>
+        <w:t xml:space="preserve">五、展示价值</w:t>
+      </w:r>
+    </w:p>
+    <w:p>
+      <w:r>
+        <w:t xml:space="preserve"/>
+      </w:r>
+    </w:p>
+    <w:p>
+      <w:pPr>
+        <w:pStyle w:val="BodyText"/>
+      </w:pPr>
+      <w:r>
+        <w:t xml:space="preserve">该交互案例让作品从静态方案变成可操作系统。使用者可以直接看到：数字员工如何发现异常，如何解释风险，如何组织证据，如何派发任务，如何关闭并学习。这正是“从感知到行动”的落地形态。</w:t>
       </w:r>
     </w:p>
     <w:sectPr>

--- a/提交材料/07_仿真工况与交互案例.docx
+++ b/提交材料/07_仿真工况与交互案例.docx
@@ -205,7 +205,7 @@
       <w:r>
         <w:rPr>
           <w:b/>
-          <w:color w:val="1F4D78"/>
+          <w:color w:val="9E1B32"/>
         </w:rPr>
         <w:t xml:space="preserve">名称：</w:t>
       </w:r>
@@ -222,7 +222,7 @@
       <w:r>
         <w:rPr>
           <w:b/>
-          <w:color w:val="1F4D78"/>
+          <w:color w:val="9E1B32"/>
         </w:rPr>
         <w:t xml:space="preserve">岗位：</w:t>
       </w:r>
@@ -239,7 +239,7 @@
       <w:r>
         <w:rPr>
           <w:b/>
-          <w:color w:val="1F4D78"/>
+          <w:color w:val="9E1B32"/>
         </w:rPr>
         <w:t xml:space="preserve">职责：</w:t>
       </w:r>
@@ -418,6 +418,114 @@
       </w:pPr>
       <w:r>
         <w:t xml:space="preserve">该交互案例让作品从静态方案变成可操作系统。使用者可以直接看到：数字员工如何发现异常，如何解释风险，如何组织证据，如何派发任务，如何关闭并学习。这正是“从感知到行动”的落地形态。</w:t>
+      </w:r>
+    </w:p>
+    <w:p>
+      <w:r>
+        <w:t xml:space="preserve"/>
+      </w:r>
+    </w:p>
+    <w:p>
+      <w:pPr>
+        <w:pStyle w:val="Heading1"/>
+        <w:keepNext/>
+      </w:pPr>
+      <w:r>
+        <w:t xml:space="preserve">六、交互状态机</w:t>
+      </w:r>
+    </w:p>
+    <w:p>
+      <w:r>
+        <w:t xml:space="preserve"/>
+      </w:r>
+    </w:p>
+    <w:p>
+      <w:pPr>
+        <w:pStyle w:val="BodyText"/>
+      </w:pPr>
+      <w:r>
+        <w:t xml:space="preserve">每个工况按照五个可视状态推进。主动感知阶段接收设备、工艺、检测与MES事件；图谱收敛阶段定位设备、参数、质量特性与影响对象；证据推理阶段检索FMEA、SOP、维修和历史8D；飞书执行阶段生成台账、卡片、任务和SLA；验证回写阶段校验复检、设备恢复与责任确认。状态不可跳过：P1未人工确认时，关闭按钮保持禁用。</w:t>
+      </w:r>
+    </w:p>
+    <w:p>
+      <w:r>
+        <w:t xml:space="preserve"/>
+      </w:r>
+    </w:p>
+    <w:p>
+      <w:pPr>
+        <w:pStyle w:val="Heading1"/>
+        <w:keepNext/>
+      </w:pPr>
+      <w:r>
+        <w:t xml:space="preserve">七、页面交互明细</w:t>
+      </w:r>
+    </w:p>
+    <w:p>
+      <w:r>
+        <w:t xml:space="preserve"/>
+      </w:r>
+    </w:p>
+    <w:p>
+      <w:pPr>
+        <w:pStyle w:val="BodyText"/>
+      </w:pPr>
+      <w:r>
+        <w:t xml:space="preserve">顶部生产态势展示四个工艺单元和实时数据时间。左侧风险队列支持四工况切换；中心数字员工区域展示专属岗位形象、风险等级、置信度、影响数量和预计止损窗口；趋势图显示控制上下限与实时越界；协同窗口支持五个标准问题和自定义输入；右侧处置编排展示安全门、责任任务、SLA与执行日志。下方展示GraphRAG关系网络、一车一因果链、风险因子、闭环时间线、飞书能力矩阵、统一事件JSON、量化目标和公开证据。</w:t>
+      </w:r>
+    </w:p>
+    <w:p>
+      <w:r>
+        <w:t xml:space="preserve"/>
+      </w:r>
+    </w:p>
+    <w:p>
+      <w:pPr>
+        <w:pStyle w:val="Heading1"/>
+        <w:keepNext/>
+      </w:pPr>
+      <w:r>
+        <w:t xml:space="preserve">八、演示数据边界</w:t>
+      </w:r>
+    </w:p>
+    <w:p>
+      <w:r>
+        <w:t xml:space="preserve"/>
+      </w:r>
+    </w:p>
+    <w:p>
+      <w:pPr>
+        <w:pStyle w:val="BodyText"/>
+      </w:pPr>
+      <w:r>
+        <w:t xml:space="preserve">四类工况数值为工程化仿真参数，用于验证系统机制，不代表赛力斯真实工艺窗口。生产接入后，阈值、设备编码、质量等级、责任角色和关闭规则由企业质量、设备、工艺和IT共同确认。仿真案例保留足够的故障传播与协同复杂度，同时不暴露企业内部敏感数据。</w:t>
+      </w:r>
+    </w:p>
+    <w:p>
+      <w:r>
+        <w:t xml:space="preserve"/>
+      </w:r>
+    </w:p>
+    <w:p>
+      <w:pPr>
+        <w:pStyle w:val="Heading1"/>
+        <w:keepNext/>
+      </w:pPr>
+      <w:r>
+        <w:t xml:space="preserve">九、在线协同证明</w:t>
+      </w:r>
+    </w:p>
+    <w:p>
+      <w:r>
+        <w:t xml:space="preserve"/>
+      </w:r>
+    </w:p>
+    <w:p>
+      <w:pPr>
+        <w:pStyle w:val="BodyText"/>
+      </w:pPr>
+      <w:r>
+        <w:t xml:space="preserve">总装拧紧案例已创建在线Base记录、飞书任务和复盘文档。工作台中的“打开质量台账”“P1拧紧质量风险处置”和“CASE-TQ质量事件复盘”可直接访问对应对象。在线对象用于证明接口链路；机器人消息卡片和Aily技能在企业开发者后台发布后进入实际组织流程。</w:t>
       </w:r>
     </w:p>
     <w:sectPr>
@@ -491,7 +599,7 @@
       <w:b/>
       <w:sz w:val="36"/>
       <w:szCs w:val="36"/>
-      <w:color w:val="0B2545"/>
+      <w:color w:val="171C22"/>
     </w:rPr>
   </w:style>
   <w:style w:type="paragraph" w:styleId="Subtitle">
@@ -517,7 +625,7 @@
       <w:b/>
       <w:sz w:val="32"/>
       <w:szCs w:val="32"/>
-      <w:color w:val="2E74B5"/>
+      <w:color w:val="9E1B32"/>
     </w:rPr>
   </w:style>
   <w:style w:type="paragraph" w:styleId="Heading2">
@@ -531,7 +639,7 @@
       <w:b/>
       <w:sz w:val="26"/>
       <w:szCs w:val="26"/>
-      <w:color w:val="2E74B5"/>
+      <w:color w:val="34424F"/>
     </w:rPr>
   </w:style>
   <w:style w:type="paragraph" w:styleId="BodyText">

--- a/提交材料/07_仿真工况与交互案例.docx
+++ b/提交材料/07_仿真工况与交互案例.docx
@@ -297,7 +297,7 @@
         <w:pStyle w:val="BodyText"/>
       </w:pPr>
       <w:r>
-        <w:t xml:space="preserve">数字员工窗口提供五个追问入口：为什么升级P1、影响哪些VIN、证据链是什么、如何派发飞书任务、关闭后如何复盘。每个回答均由当前工况数据驱动，并与右侧GraphRAG证据链、飞书任务看板和多维表格记录保持一致。</w:t>
+        <w:t xml:space="preserve">数字员工窗口提供六个追问入口：如何提前发现、为什么升级P1、因果结论是否可信、影响哪些VIN、如何派发飞书任务、关闭条件是什么。每个回答均由当前工况数据驱动，并与主动预警窗、GraphRAG证据链、Top-3假设、飞书任务看板和多维表格记录保持一致。</w:t>
       </w:r>
     </w:p>
     <w:p>
@@ -471,7 +471,7 @@
         <w:pStyle w:val="BodyText"/>
       </w:pPr>
       <w:r>
-        <w:t xml:space="preserve">顶部生产态势展示四个工艺单元和实时数据时间。左侧风险队列支持四工况切换；中心数字员工区域展示专属岗位形象、风险等级、置信度、影响数量和预计止损窗口；趋势图显示控制上下限与实时越界；协同窗口支持五个标准问题和自定义输入；右侧处置编排展示安全门、责任任务、SLA与执行日志。下方展示GraphRAG关系网络、一车一因果链、风险因子、闭环时间线、飞书能力矩阵、统一事件JSON、量化目标和公开证据。</w:t>
+        <w:t xml:space="preserve">顶部生产态势展示四个工艺单元和实时数据时间。左侧风险队列支持四工况切换；中心数字员工区域展示岗位形象、风险等级、置信度、影响数量、预计止损窗口以及缺陷显性化前置量；预警窗按稳定基线、弱漂移、风险收敛和理论显性点展示时间线；协同窗口支持六个标准问题和自定义输入；右侧处置编排展示安全门、责任任务、SLA与执行日志。下方展示GraphRAG关系网络、可切换VIN/零件的一车一因果链、Top-3假设与反证、五项因果护栏、确定性关闭门、飞书在线对象、跨工序复制矩阵、量化目标和公开证据。</w:t>
       </w:r>
     </w:p>
     <w:p>
@@ -657,6 +657,20 @@
       <w:spacing w:after="120" w:line="280" w:lineRule="auto"/>
     </w:pPr>
   </w:style>
+  <w:style w:type="paragraph" w:styleId="ReferenceList">
+    <w:name w:val="Reference List"/>
+    <w:basedOn w:val="Normal"/>
+    <w:pPr>
+      <w:ind w:left="360" w:hanging="240"/>
+      <w:spacing w:after="50" w:line="220" w:lineRule="auto"/>
+    </w:pPr>
+    <w:rPr>
+      <w:rFonts w:ascii="Calibri" w:eastAsia="Microsoft YaHei" w:hAnsi="Calibri"/>
+      <w:sz w:val="18"/>
+      <w:szCs w:val="18"/>
+      <w:color w:val="172033"/>
+    </w:rPr>
+  </w:style>
   <w:style w:type="paragraph" w:styleId="SmallSpace">
     <w:name w:val="Small Space"/>
     <w:pPr>

--- a/提交材料/07_仿真工况与交互案例.docx
+++ b/提交材料/07_仿真工况与交互案例.docx
@@ -1,6 +1,6 @@
 
 <file path=word/document.xml><?xml version="1.0" encoding="utf-8"?>
-<w:document xmlns:w="http://schemas.openxmlformats.org/wordprocessingml/2006/main">
+<w:document xmlns:w="http://schemas.openxmlformats.org/wordprocessingml/2006/main" xmlns:r="http://schemas.openxmlformats.org/officeDocument/2006/relationships" xmlns:wp="http://schemas.openxmlformats.org/drawingml/2006/wordprocessingDrawing" xmlns:a="http://schemas.openxmlformats.org/drawingml/2006/main" xmlns:pic="http://schemas.openxmlformats.org/drawingml/2006/picture">
   <w:body>
     <w:p>
       <w:pPr>
@@ -528,6 +528,87 @@
         <w:t xml:space="preserve">总装拧紧案例已创建在线Base记录、飞书任务和复盘文档。工作台中的“打开质量台账”“P1拧紧质量风险处置”和“CASE-TQ质量事件复盘”可直接访问对应对象。在线对象用于证明接口链路；机器人消息卡片和Aily技能在企业开发者后台发布后进入实际组织流程。</w:t>
       </w:r>
     </w:p>
+    <w:p>
+      <w:r>
+        <w:t xml:space="preserve"/>
+      </w:r>
+    </w:p>
+    <w:p>
+      <w:pPr>
+        <w:pStyle w:val="Heading1"/>
+        <w:keepNext/>
+      </w:pPr>
+      <w:r>
+        <w:t xml:space="preserve">十、反事实实验与候选根因重排</w:t>
+      </w:r>
+    </w:p>
+    <w:p>
+      <w:r>
+        <w:t xml:space="preserve"/>
+      </w:r>
+    </w:p>
+    <w:p>
+      <w:pPr>
+        <w:pStyle w:val="BodyText"/>
+      </w:pPr>
+      <w:r>
+        <w:t xml:space="preserve">每个场景包含两项干预。选择动作后，页面先展示必填实测项目和验收准则，不立即认定复检通过；提交脱敏实测并由检测岗位签署后，系统更新Top-3后验、反证护栏、关闭门、事件护照和导出JSON。焊装“二次回路阻抗阶跃检查”可使原Top-2上升为Top-1，展示系统能够依据新证据推翻初始排序。</w:t>
+      </w:r>
+    </w:p>
+    <w:p>
+      <w:r>
+        <w:t xml:space="preserve"/>
+      </w:r>
+    </w:p>
+    <w:p>
+      <w:pPr>
+        <w:pStyle w:val="Heading1"/>
+        <w:keepNext/>
+      </w:pPr>
+      <w:r>
+        <w:t xml:space="preserve">十一、模式策略与故障演练</w:t>
+      </w:r>
+    </w:p>
+    <w:p>
+      <w:r>
+        <w:t xml:space="preserve"/>
+      </w:r>
+    </w:p>
+    <w:p>
+      <w:pPr>
+        <w:pStyle w:val="BodyText"/>
+      </w:pPr>
+      <w:r>
+        <w:t xml:space="preserve">顶部三段控制可切换影子验证、协同执行和生产受控。影子模式下派单、确认和关闭被策略服务禁用。价值验证区可注入数据延迟、图谱不可用和飞书中断：数据延迟冻结新增动作；图谱不可用转规则只读与人工复核；飞书中断把任务标记为“待补偿”并进入Outbox，恢复后以同一事件ID补偿，不重复建单。</w:t>
+      </w:r>
+    </w:p>
+    <w:p>
+      <w:r>
+        <w:t xml:space="preserve"/>
+      </w:r>
+    </w:p>
+    <w:p>
+      <w:pPr>
+        <w:pStyle w:val="Heading1"/>
+        <w:keepNext/>
+      </w:pPr>
+      <w:r>
+        <w:t xml:space="preserve">十二、人机责任链</w:t>
+      </w:r>
+    </w:p>
+    <w:p>
+      <w:r>
+        <w:t xml:space="preserve"/>
+      </w:r>
+    </w:p>
+    <w:p>
+      <w:pPr>
+        <w:pStyle w:val="BodyText"/>
+      </w:pPr>
+      <w:r>
+        <w:t xml:space="preserve">页面按数字员工、质量工程师、检测人员、设备/工艺岗位和质量负责人展示责任与权限。数字员工无放行权；质量工程师签收风险与隔离范围；检测人员提交实测、准则和量具状态；设备/工艺岗位提交纠正措施和首件；质量负责人审核最终关闭依据。演示身份和参数均为脱敏数据。</w:t>
+      </w:r>
+    </w:p>
     <w:sectPr>
       <w:pgSz w:w="12240" w:h="15840"/>
       <w:pgMar w:top="1440" w:right="1440" w:bottom="1440" w:left="1440" w:header="708" w:footer="708" w:gutter="0"/>

--- a/提交材料/07_仿真工况与交互案例.docx
+++ b/提交材料/07_仿真工况与交互案例.docx
@@ -297,7 +297,7 @@
         <w:pStyle w:val="BodyText"/>
       </w:pPr>
       <w:r>
-        <w:t xml:space="preserve">数字员工窗口提供六个追问入口：如何提前发现、为什么升级P1、因果结论是否可信、影响哪些VIN、如何派发飞书任务、关闭条件是什么。每个回答均由当前工况数据驱动，并与主动预警窗、GraphRAG证据链、Top-3假设、飞书任务看板和多维表格记录保持一致。</w:t>
+        <w:t xml:space="preserve">数字员工窗口提供六个追问入口：如何提前发现、为什么升级P1、因果结论是否可信、影响哪些VIN、如何派发飞书任务、关闭条件是什么。每个回答均由当前工况数据驱动，并显示E1/E2、规则包和知识版本四类依据按钮，可直接打开完整证据包。</w:t>
       </w:r>
     </w:p>
     <w:p>
@@ -390,7 +390,7 @@
         <w:pStyle w:val="BodyText"/>
       </w:pPr>
       <w:r>
-        <w:t xml:space="preserve">每个工况都会生成多维表格记录，字段包括事件ID、风险等级、设备、工位、异常参数、影响范围、根因假设、处置决策、证据链、任务状态和Aily入口。P1事件通过机器人卡片推送到质量、设备、工艺和班组群，P2事件进入当班观察队列。责任人更新任务后，状态同步回多维表格；关闭后，复检和维修结论进入知识图谱。</w:t>
+        <w:t xml:space="preserve">每个工况都会生成统一事件记录，页面按事件台账、处置任务、复检记录、设备维修、原生审批和复盘知识展示六对象状态。Base写入回读已在线核验；任务和文档为对象样例；机器人卡片、Aily、企业角色映射、原生审批和反向事件流待生产部署。</w:t>
       </w:r>
     </w:p>
     <w:p>
@@ -471,7 +471,7 @@
         <w:pStyle w:val="BodyText"/>
       </w:pPr>
       <w:r>
-        <w:t xml:space="preserve">顶部生产态势展示四个工艺单元和实时数据时间。左侧风险队列支持四工况切换；中心数字员工区域展示岗位形象、风险等级、置信度、影响数量、预计止损窗口以及缺陷显性化前置量；预警窗按稳定基线、弱漂移、风险收敛和理论显性点展示时间线；协同窗口支持六个标准问题和自定义输入；右侧处置编排展示安全门、责任任务、SLA与执行日志。下方展示GraphRAG关系网络、可切换VIN/零件的一车一因果链、Top-3假设与反证、五项因果护栏、确定性关闭门、飞书在线对象、跨工序复制矩阵、量化目标和公开证据。</w:t>
+        <w:t xml:space="preserve">顶部生产态势根据选中工况动态点亮对应产线，时钟随回放阶段推进。左侧风险队列支持四工况切换；中心区域展示风险、前置量、影响对象和趋势；回答区提供依据引用；右侧处置区新增“验收任务与回写”。下方展示关系图路径、可切换VIN/零件的一车一因果链、稳定H编号与Rank重排、五项因果护栏、五项独立关闭门、六对象飞书轨迹、生产试点就绪门和公开证据。</w:t>
       </w:r>
     </w:p>
     <w:p>
@@ -525,7 +525,7 @@
         <w:pStyle w:val="BodyText"/>
       </w:pPr>
       <w:r>
-        <w:t xml:space="preserve">总装拧紧案例已创建在线Base记录、飞书任务和复盘文档。工作台中的“打开质量台账”“P1拧紧质量风险处置”和“CASE-TQ质量事件复盘”可直接访问对应对象。在线对象用于证明接口链路；机器人消息卡片和Aily技能在企业开发者后台发布后进入实际组织流程。</w:t>
+        <w:t xml:space="preserve">总装拧紧案例的Base记录已完成在线写入回读；工作台中的任务和复盘文档链接提供对象样例。在线证据只证明相应对象或接口步骤，不替代企业应用身份、角色映射、审批回执和反向事件流验收。</w:t>
       </w:r>
     </w:p>
     <w:p>
@@ -552,7 +552,7 @@
         <w:pStyle w:val="BodyText"/>
       </w:pPr>
       <w:r>
-        <w:t xml:space="preserve">每个场景包含两项干预。选择动作后，页面先展示必填实测项目和验收准则，不立即认定复检通过；提交脱敏实测并由检测岗位签署后，系统更新Top-3后验、反证护栏、关闭门、事件护照和导出JSON。焊装“二次回路阻抗阶跃检查”可使原Top-2上升为Top-1，展示系统能够依据新证据推翻初始排序。</w:t>
+        <w:t xml:space="preserve">每个场景包含两项干预。选择动作后，页面先展示必填实测项目和验收准则，不立即认定复检通过；提交脱敏实测流程后，系统更新Top-3后验、反证护栏、关闭门、事件护照和导出JSON。假设身份始终保持H1/H2/H3，排序另用Rank表示；焊装“二次回路阻抗阶跃检查”使H2由Rank 2升为Rank 1，展示系统能够依据新证据推翻初始排序。</w:t>
       </w:r>
     </w:p>
     <w:p>
@@ -579,34 +579,20 @@
         <w:pStyle w:val="BodyText"/>
       </w:pPr>
       <w:r>
-        <w:t xml:space="preserve">顶部三段控制可切换影子验证、协同执行和生产受控。影子模式下派单、确认和关闭被策略服务禁用。价值验证区可注入数据延迟、图谱不可用和飞书中断：数据延迟冻结新增动作；图谱不可用转规则只读与人工复核；飞书中断把任务标记为“待补偿”并进入Outbox，恢复后以同一事件ID补偿，不重复建单。</w:t>
-      </w:r>
-    </w:p>
-    <w:p>
-      <w:r>
-        <w:t xml:space="preserve"/>
-      </w:r>
-    </w:p>
-    <w:p>
-      <w:pPr>
-        <w:pStyle w:val="Heading1"/>
-        <w:keepNext/>
-      </w:pPr>
-      <w:r>
-        <w:t xml:space="preserve">十二、人机责任链</w:t>
-      </w:r>
-    </w:p>
-    <w:p>
-      <w:r>
-        <w:t xml:space="preserve"/>
-      </w:r>
-    </w:p>
-    <w:p>
-      <w:pPr>
-        <w:pStyle w:val="BodyText"/>
-      </w:pPr>
-      <w:r>
-        <w:t xml:space="preserve">页面按数字员工、质量工程师、检测人员、设备/工艺岗位和质量负责人展示责任与权限。数字员工无放行权；质量工程师签收风险与隔离范围；检测人员提交实测、准则和量具状态；设备/工艺岗位提交纠正措施和首件；质量负责人审核最终关闭依据。演示身份和参数均为脱敏数据。</w:t>
+        <w:t xml:space="preserve">顶部三段控制展示影子验证、协同执行和生产受控边界。影子模式下派单、确认、回写和关闭被策略服务禁用；点击生产受控不会授予L3，页面提示必须由企业审批和服务端策略发布。价值验证区可注入数据延迟、图谱不可用和飞书中断，验证冻结、规则只读和Outbox补偿路径。</w:t>
+      </w:r>
+    </w:p>
+    <w:p>
+      <w:r>
+        <w:t xml:space="preserve"/>
+      </w:r>
+    </w:p>
+    <w:p>
+      <w:pPr>
+        <w:pStyle w:val="BodyText"/>
+      </w:pPr>
+      <w:r>
+        <w:t xml:space="preserve">职责链明确数字员工无放行权，质量、检测、设备/工艺和质量负责人分别签收隔离、实测、首件与关闭；演示身份均为脱敏数据。</w:t>
       </w:r>
     </w:p>
     <w:sectPr>

--- a/提交材料/07_仿真工况与交互案例.docx
+++ b/提交材料/07_仿真工况与交互案例.docx
@@ -7,7 +7,7 @@
         <w:pStyle w:val="Title"/>
       </w:pPr>
       <w:r>
-        <w:t xml:space="preserve">仿真工况与交互案例</w:t>
+        <w:t xml:space="preserve">企业数据与仿真交互案例</w:t>
       </w:r>
     </w:p>
     <w:p>
@@ -284,7 +284,20 @@
         <w:pStyle w:val="BodyText"/>
       </w:pPr>
       <w:r>
-        <w:t xml:space="preserve">工作台包含四个仿真工况：总装底盘合装拧紧、焊装侧围点焊、涂装中涂烘干、一体化压铸冷却。使用者进入页面后，可点击“注入异常”切换事件，观察数字员工自动形成风险等级、根因假设、影响范围、证据链和处置任务。</w:t>
+        <w:t xml:space="preserve">工作台包含一个企业脱敏数据审计和四个工程仿真工况。企业数据页展示625类设备、9673台实例、336项功能、1287条故障模式和406张工单的关系覆盖，并可启动“闭而未解”审计；实时管控页包含总装底盘合装拧紧、焊装侧围点焊、涂装中涂烘干、一体化压铸冷却，使用者可注入异常并观察风险等级、根因假设、影响范围、证据链和处置任务。</w:t>
+      </w:r>
+    </w:p>
+    <w:p>
+      <w:r>
+        <w:t xml:space="preserve"/>
+      </w:r>
+    </w:p>
+    <w:p>
+      <w:pPr>
+        <w:pStyle w:val="BodyText"/>
+      </w:pPr>
+      <w:r>
+        <w:t xml:space="preserve">企业主案例锁定某安全防护设备121张工单：119张已关闭、120张未形成确认原因、0张关联故障模式。系统从同类型设备的已关联工单中提出两个维护因素候选，展示支持、冲突证据和待检查项，并明确保持人工确认，不把图谱相似性直接写成根因。</w:t>
       </w:r>
     </w:p>
     <w:p>
@@ -417,7 +430,7 @@
         <w:pStyle w:val="BodyText"/>
       </w:pPr>
       <w:r>
-        <w:t xml:space="preserve">该交互案例让作品从静态方案变成可操作系统。使用者可以直接看到：数字员工如何发现异常，如何解释风险，如何组织证据，如何派发任务，如何关闭并学习。这正是“从感知到行动”的落地形态。</w:t>
+        <w:t xml:space="preserve">交互案例呈现数字员工如何发现异常、组织证据、派发任务、校验现场处置关闭，并把标准审批与主平台回写交给独立知识债线程。</w:t>
       </w:r>
     </w:p>
     <w:p>
@@ -444,7 +457,7 @@
         <w:pStyle w:val="BodyText"/>
       </w:pPr>
       <w:r>
-        <w:t xml:space="preserve">每个工况按照五个可视状态推进。主动感知阶段接收设备、工艺、检测与MES事件；图谱收敛阶段定位设备、参数、质量特性与影响对象；证据推理阶段检索FMEA、SOP、维修和历史8D；飞书执行阶段生成台账、卡片、任务和SLA；验证回写阶段校验复检、设备恢复与责任确认。状态不可跳过：P1未人工确认时，关闭按钮保持禁用。</w:t>
+        <w:t xml:space="preserve">企业数据审计按照“快照准入—关系完整性审计—知识债识别—同类证据检索—跨专业检查—标准审批—主平台回写—观察关闭”推进，候选故障模式不能跳过现场确认。实时风险按照“主动感知—图谱收敛—证据推理—飞书执行—物理复检—授权关闭”推进，P1未人工确认时关闭按钮保持禁用。两条状态机共享事件ID、证据规范和权限策略，但采用不同金标准。</w:t>
       </w:r>
     </w:p>
     <w:p>
@@ -471,7 +484,7 @@
         <w:pStyle w:val="BodyText"/>
       </w:pPr>
       <w:r>
-        <w:t xml:space="preserve">顶部生产态势根据选中工况动态点亮对应产线，时钟随回放阶段推进。左侧风险队列支持四工况切换；中心区域展示风险、前置量、影响对象和趋势；回答区提供依据引用；右侧处置区新增“验收任务与回写”。下方展示关系图路径、可切换VIN/零件的一车一因果链、稳定H编号与Rank重排、五项因果护栏、五项独立关闭门、六对象飞书轨迹、生产试点就绪门和公开证据。</w:t>
+        <w:t xml:space="preserve">顶部生产态势根据选中工况动态点亮对应产线，时钟随回放阶段推进。企业数据页展示关系漏斗、知识债案例和审计轨迹；实时页展示风险、前置量、影响对象和趋势；回答区提供依据引用；处置区提供“验收任务与知识草案”。下方展示关系图路径、一车一因果链、稳定H编号与Rank重排、因果护栏、关闭门、六对象飞书轨迹和试点就绪门。</w:t>
       </w:r>
     </w:p>
     <w:p>

--- a/提交材料/07_仿真工况与交互案例.docx
+++ b/提交材料/07_仿真工况与交互案例.docx
@@ -467,6 +467,19 @@
     </w:p>
     <w:p>
       <w:pPr>
+        <w:pStyle w:val="BodyText"/>
+      </w:pPr>
+      <w:r>
+        <w:t xml:space="preserve">决赛版工作台新增“异常处置全生命周期”面板，按导师反馈展开为：异常发现、信息确认、工单发起、任务分派、现场排查、原因判断、维修处置、运行确认、恢复生产、知识沉淀、检查标准审视、有效性观察。点击任一步可查看责任岗位、数字员工职责、必备证据、权限门和对应飞书对象。现场处置关闭后，知识标准仍显示“变更草案待审批”，观察节点显示“观察中”，不会把一次仿真验收展示成标准已经发布。</w:t>
+      </w:r>
+    </w:p>
+    <w:p>
+      <w:r>
+        <w:t xml:space="preserve"/>
+      </w:r>
+    </w:p>
+    <w:p>
+      <w:pPr>
         <w:pStyle w:val="Heading1"/>
         <w:keepNext/>
       </w:pPr>
@@ -606,6 +619,33 @@
       </w:pPr>
       <w:r>
         <w:t xml:space="preserve">职责链明确数字员工无放行权，质量、检测、设备/工艺和质量负责人分别签收隔离、实测、首件与关闭；演示身份均为脱敏数据。</w:t>
+      </w:r>
+    </w:p>
+    <w:p>
+      <w:r>
+        <w:t xml:space="preserve"/>
+      </w:r>
+    </w:p>
+    <w:p>
+      <w:pPr>
+        <w:pStyle w:val="Heading1"/>
+        <w:keepNext/>
+      </w:pPr>
+      <w:r>
+        <w:t xml:space="preserve">十二、公开数据验证层</w:t>
+      </w:r>
+    </w:p>
+    <w:p>
+      <w:r>
+        <w:t xml:space="preserve"/>
+      </w:r>
+    </w:p>
+    <w:p>
+      <w:pPr>
+        <w:pStyle w:val="BodyText"/>
+      </w:pPr>
+      <w:r>
+        <w:t xml:space="preserve">UCI SECOM只作为通用质量风险检测与数据治理的独立验证层。官方数据页面给出1567条样本、591个匿名特征、时间戳、缺失值和-1/+1标签；页面和材料不把匿名特征解释为赛力斯工艺参数，也不以其证明赛力斯设备根因、维修措施、VIN范围、复机结果或现场收益。原始数据不随仓库提交，来源、映射和待复现指标见`data/public_benchmark_profile.json`。</w:t>
       </w:r>
     </w:p>
     <w:sectPr>
